--- a/cf/jm/u/files/u045.docx
+++ b/cf/jm/u/files/u045.docx
@@ -20,7 +20,7 @@
     </w:p>
     <w:p>
       <w:r>
-        <w:t>請針對每個題目，把答案填在「回答：」後面（越具體越好）；填好後請放回您的部門資料夾即可，不需回信。</w:t>
+        <w:t>這份問卷是想更了解您的實際作業，好把您的 AI 助理做得更貼近需求。第一部分請把答案填在「回答：」後面（越具體越好）；第二部分只是先讓您了解，之後用的時候再一起調整，不用現在填。填好後放回您的部門資料夾即可，不需回信。</w:t>
       </w:r>
     </w:p>
     <w:p>
@@ -32,8 +32,16 @@
       </w:r>
     </w:p>
     <w:p>
+      <w:pPr>
+        <w:pStyle w:val="Heading2"/>
+      </w:pPr>
       <w:r>
-        <w:t>1. 生管手動排程表的實際欄位與命名是什麼？（工單號、料號、預定包裝日、數量欄位名稱）</w:t>
+        <w:t>一、請您提供或確認的事情</w:t>
+      </w:r>
+    </w:p>
+    <w:p>
+      <w:r>
+        <w:t>1. 這個助理要幫誰、解決什麼麻煩？（例：幫倉管課長，讓包材依交期分批進廠，不要一次全到、佔滿廠內周轉空間）</w:t>
       </w:r>
     </w:p>
     <w:p>
@@ -43,7 +51,7 @@
     </w:p>
     <w:p>
       <w:r>
-        <w:t>2. 包材對照表是否齊全？一個料號會對應到幾種包材、單位用量如何定義？</w:t>
+        <w:t>2. AI 要讀的資料是什麼、放哪？（例：生管每週的手動排程表 Excel，放在 R 槽或每天用 mail 寄來）</w:t>
       </w:r>
     </w:p>
     <w:p>
@@ -53,7 +61,7 @@
     </w:p>
     <w:p>
       <w:r>
-        <w:t>3. 進廠前置天數是每種包材固定、還是依供應商而不同？</w:t>
+        <w:t>3. 你希望它做完給你什麼？（例：一份包材進廠彙總表＋分供應商的進廠通知草稿）</w:t>
       </w:r>
     </w:p>
     <w:p>
@@ -63,7 +71,7 @@
     </w:p>
     <w:p>
       <w:r>
-        <w:t>4. 遇假日往前推的規則，是否需要接公司行事曆？有沒有廠休日曆可提供？</w:t>
+        <w:t>4. 它要對照哪張表才算得出來？（例：料號對到包材的對照表，含每項用量、供應商、要提前幾天進廠）</w:t>
       </w:r>
     </w:p>
     <w:p>
@@ -73,7 +81,7 @@
     </w:p>
     <w:p>
       <w:r>
-        <w:t>5. 供應商進廠通知的習慣格式與收件對象（採購 or 直接供應商）？語氣要制式還是親切？</w:t>
+        <w:t>5. 進廠日怎麼算？（用包裝日往前推 N 天，遇假日再往前挪，這個規則要先講清楚）</w:t>
       </w:r>
     </w:p>
     <w:p>
@@ -83,12 +91,45 @@
     </w:p>
     <w:p>
       <w:r>
-        <w:t>6. 彙總表最終要匯出成 Excel 給供應商，欄位順序與表頭有無固定樣式？</w:t>
+        <w:t>6. 哪些不能讓 AI 自己來？（正式下單、催料由採購和供應商確認，AI 只做協調草稿；料號查不到就標待補）</w:t>
       </w:r>
     </w:p>
     <w:p>
       <w:r>
         <w:t>回答：</w:t>
+      </w:r>
+    </w:p>
+    <w:p>
+      <w:pPr>
+        <w:pStyle w:val="Heading2"/>
+      </w:pPr>
+      <w:r>
+        <w:t>二、要用了之後、跟 AI 一起調整的事情（先了解即可，不用現在填）</w:t>
+      </w:r>
+    </w:p>
+    <w:p>
+      <w:r>
+        <w:t>• 試用時丟一週真實排程進去，看它推算的包材和進廠日對不對，錯的直接告訴它</w:t>
+      </w:r>
+    </w:p>
+    <w:p>
+      <w:r>
+        <w:t>• 如果它把查不到包材對照的料號自己亂配，提醒它「查不到就標待補、不要猜包材」</w:t>
+      </w:r>
+    </w:p>
+    <w:p>
+      <w:r>
+        <w:t>• 進廠日算錯（例：沒閃過假日），把你們的假日行事曆和前置天數規則補給它</w:t>
+      </w:r>
+    </w:p>
+    <w:p>
+      <w:r>
+        <w:t>• 供應商通知草稿的語氣或收件人不對，把你們平常的通知格式貼給它當範例</w:t>
+      </w:r>
+    </w:p>
+    <w:p>
+      <w:r>
+        <w:t>• 用一陣子後，把常見的合併規則（同料件同進廠日可併單）講清楚，它會愈整理愈順手</w:t>
       </w:r>
     </w:p>
     <w:p/>
@@ -101,8 +142,16 @@
       </w:r>
     </w:p>
     <w:p>
+      <w:pPr>
+        <w:pStyle w:val="Heading2"/>
+      </w:pPr>
       <w:r>
-        <w:t>1. 客戶英文包裝規範一份通常幾頁？是否含大量圖示、表格需要 VLM 判讀？</w:t>
+        <w:t>一、請您提供或確認的事情</w:t>
+      </w:r>
+    </w:p>
+    <w:p>
+      <w:r>
+        <w:t>1. 這個助理要幫誰、做什麼？（例：幫倉管課長，把客戶的英文包裝規範翻成能直接照做的中文，附中英對照）</w:t>
       </w:r>
     </w:p>
     <w:p>
@@ -112,7 +161,7 @@
     </w:p>
     <w:p>
       <w:r>
-        <w:t>2. 包裝專有名詞（VCI、ESD、desiccant 等）有沒有公司/客戶既定的統一中譯？</w:t>
+        <w:t>2. AI 要翻的資料是什麼、放哪？（例：客戶提供的英文包裝規範，存在博格系統裡）</w:t>
       </w:r>
     </w:p>
     <w:p>
@@ -122,7 +171,7 @@
     </w:p>
     <w:p>
       <w:r>
-        <w:t>3. 強制條款（shall/must）在中譯要怎麼呈現？是否需特別標色或標「強制」屬性？</w:t>
+        <w:t>3. 你希望它給你什麼？（例：一份逐條中英對照表，還標出哪些是強制條款）</w:t>
       </w:r>
     </w:p>
     <w:p>
@@ -132,7 +181,7 @@
     </w:p>
     <w:p>
       <w:r>
-        <w:t>4. 溫濕度、層數、防靜電等級等量化要求，格式與單位是否需完全照原文保留？</w:t>
+        <w:t>4. 有哪些專有名詞要用你們固定的中譯？（例：VCI、ESD、防潮劑等，要照你們的術語對照表翻，不能各翻各的）</w:t>
       </w:r>
     </w:p>
     <w:p>
@@ -142,7 +191,7 @@
     </w:p>
     <w:p>
       <w:r>
-        <w:t>5. 中英對照的輸出格式（表格 or 段落對照），課長習慣哪一種？</w:t>
+        <w:t>5. 翻譯有沒有不能弄錯的地方？（強制語氣 shall／must 要保留成「應／必須」，數值單位要完整保留、不能弱化）</w:t>
       </w:r>
     </w:p>
     <w:p>
@@ -152,12 +201,45 @@
     </w:p>
     <w:p>
       <w:r>
-        <w:t>6. 此題為長文翻譯、token 成本高，是否評估改用 Claude/ChatGPT 月費工具處理，EgentHub 只做術語校正段？</w:t>
+        <w:t>6. 最後誰把關？（翻譯只是初稿，最終中譯和適用性由課長或品保確認）</w:t>
       </w:r>
     </w:p>
     <w:p>
       <w:r>
         <w:t>回答：</w:t>
+      </w:r>
+    </w:p>
+    <w:p>
+      <w:pPr>
+        <w:pStyle w:val="Heading2"/>
+      </w:pPr>
+      <w:r>
+        <w:t>二、要用了之後、跟 AI 一起調整的事情（先了解即可，不用現在填）</w:t>
+      </w:r>
+    </w:p>
+    <w:p>
+      <w:r>
+        <w:t>• 提醒：這種長篇翻譯很吃 token、在 EgentHub 跑成本偏高，建議長文改用月費吃到飽的工具（Claude／ChatGPT）處理，EgentHub 留給流程型任務</w:t>
+      </w:r>
+    </w:p>
+    <w:p>
+      <w:r>
+        <w:t>• 試翻一段真實規範，檢查術語有沒有照你們的對照表；翻錯的詞直接告訴它正確中譯</w:t>
+      </w:r>
+    </w:p>
+    <w:p>
+      <w:r>
+        <w:t>• 若它把 shall 這種強制條款翻得太軟，提醒它「強制語氣不能弱化，要保留應／必須」</w:t>
+      </w:r>
+    </w:p>
+    <w:p>
+      <w:r>
+        <w:t>• 文件太長時叫它分段翻、一次別吃太多，避免成本爆掉也避免翻到後面走鐘</w:t>
+      </w:r>
+    </w:p>
+    <w:p>
+      <w:r>
+        <w:t>• 遇到圖示看不懂的地方，確認它有標「圖示待判讀、待補」而不是自己編內容</w:t>
       </w:r>
     </w:p>
     <w:p/>
